--- a/Documentation/Section31c_devcontainer+Setup.docx
+++ b/Documentation/Section31c_devcontainer+Setup.docx
@@ -8331,6 +8331,7 @@
           <w:rFonts w:ascii="Times New Roman" w:eastAsia="Times New Roman" w:hAnsi="Times New Roman" w:cs="Times New Roman"/>
           <w:sz w:val="24"/>
           <w:szCs w:val="24"/>
+          <w:highlight w:val="yellow"/>
         </w:rPr>
         <w:t>If we make changes to any of these files:</w:t>
       </w:r>
